--- a/AI_Agents_and_Advanced_Fine_Tuning_Bootcamp/Lab_Walkthroughs/Week_04_Lab_B_dspy_basics_signature_module_optimize.docx
+++ b/AI_Agents_and_Advanced_Fine_Tuning_Bootcamp/Lab_Walkthroughs/Week_04_Lab_B_dspy_basics_signature_module_optimize.docx
@@ -96,7 +96,7 @@
           <w:color w:val="333333"/>
           <w:sz w:val="22"/>
         </w:rPr>
-        <w:t>Cluster workspace from week 1 plus week-specific deps in the requirements.txt that ships with this lab.</w:t>
+        <w:t>pip install dspy. Same ticket dataset, 100 train / 100 dev split.</w:t>
       </w:r>
     </w:p>
     <w:p>
@@ -118,7 +118,7 @@
           <w:color w:val="333333"/>
           <w:sz w:val="22"/>
         </w:rPr>
-        <w:t>Concept list available in the class notes for this week.</w:t>
+        <w:t>Signatures separate task definition from prompt wording</w:t>
       </w:r>
     </w:p>
     <w:p>
@@ -130,7 +130,19 @@
           <w:color w:val="333333"/>
           <w:sz w:val="22"/>
         </w:rPr>
-        <w:t>Lab guide TA reviews the concepts in the first 15 minutes.</w:t>
+        <w:t>COPRO: coordinate-ascent instruction search</w:t>
+      </w:r>
+    </w:p>
+    <w:p>
+      <w:pPr>
+        <w:pStyle w:val="ListBullet"/>
+      </w:pPr>
+      <w:r>
+        <w:rPr>
+          <w:color w:val="333333"/>
+          <w:sz w:val="22"/>
+        </w:rPr>
+        <w:t>MIPROv2: joint instruction plus demo optimization</w:t>
       </w:r>
     </w:p>
     <w:p>
@@ -211,7 +223,202 @@
           <w:color w:val="101010"/>
           <w:sz w:val="18"/>
         </w:rPr>
-        <w:t># Starter code is in the lab repo: see lab_starter.py.</w:t>
+        <w:t>import dspy</w:t>
+      </w:r>
+    </w:p>
+    <w:p>
+      <w:pPr>
+        <w:spacing w:after="0" w:before="0"/>
+      </w:pPr>
+      <w:r>
+        <w:rPr>
+          <w:rFonts w:ascii="Consolas" w:hAnsi="Consolas"/>
+          <w:color w:val="101010"/>
+          <w:sz w:val="18"/>
+        </w:rPr>
+        <w:t xml:space="preserve"> </w:t>
+      </w:r>
+    </w:p>
+    <w:p>
+      <w:pPr>
+        <w:spacing w:after="0" w:before="0"/>
+      </w:pPr>
+      <w:r>
+        <w:rPr>
+          <w:rFonts w:ascii="Consolas" w:hAnsi="Consolas"/>
+          <w:color w:val="101010"/>
+          <w:sz w:val="18"/>
+        </w:rPr>
+        <w:t>class TicketSig(dspy.Signature):</w:t>
+      </w:r>
+    </w:p>
+    <w:p>
+      <w:pPr>
+        <w:spacing w:after="0" w:before="0"/>
+      </w:pPr>
+      <w:r>
+        <w:rPr>
+          <w:rFonts w:ascii="Consolas" w:hAnsi="Consolas"/>
+          <w:color w:val="101010"/>
+          <w:sz w:val="18"/>
+        </w:rPr>
+        <w:t xml:space="preserve">    'Classify a support ticket into one of eight categories.'</w:t>
+      </w:r>
+    </w:p>
+    <w:p>
+      <w:pPr>
+        <w:spacing w:after="0" w:before="0"/>
+      </w:pPr>
+      <w:r>
+        <w:rPr>
+          <w:rFonts w:ascii="Consolas" w:hAnsi="Consolas"/>
+          <w:color w:val="101010"/>
+          <w:sz w:val="18"/>
+        </w:rPr>
+        <w:t xml:space="preserve">    ticket: str = dspy.InputField()</w:t>
+      </w:r>
+    </w:p>
+    <w:p>
+      <w:pPr>
+        <w:spacing w:after="0" w:before="0"/>
+      </w:pPr>
+      <w:r>
+        <w:rPr>
+          <w:rFonts w:ascii="Consolas" w:hAnsi="Consolas"/>
+          <w:color w:val="101010"/>
+          <w:sz w:val="18"/>
+        </w:rPr>
+        <w:t xml:space="preserve">    category: str = dspy.OutputField()</w:t>
+      </w:r>
+    </w:p>
+    <w:p>
+      <w:pPr>
+        <w:spacing w:after="0" w:before="0"/>
+      </w:pPr>
+      <w:r>
+        <w:rPr>
+          <w:rFonts w:ascii="Consolas" w:hAnsi="Consolas"/>
+          <w:color w:val="101010"/>
+          <w:sz w:val="18"/>
+        </w:rPr>
+        <w:t xml:space="preserve"> </w:t>
+      </w:r>
+    </w:p>
+    <w:p>
+      <w:pPr>
+        <w:spacing w:after="0" w:before="0"/>
+      </w:pPr>
+      <w:r>
+        <w:rPr>
+          <w:rFonts w:ascii="Consolas" w:hAnsi="Consolas"/>
+          <w:color w:val="101010"/>
+          <w:sz w:val="18"/>
+        </w:rPr>
+        <w:t>classify = dspy.ChainOfThought(TicketSig)</w:t>
+      </w:r>
+    </w:p>
+    <w:p>
+      <w:pPr>
+        <w:spacing w:after="0" w:before="0"/>
+      </w:pPr>
+      <w:r>
+        <w:rPr>
+          <w:rFonts w:ascii="Consolas" w:hAnsi="Consolas"/>
+          <w:color w:val="101010"/>
+          <w:sz w:val="18"/>
+        </w:rPr>
+        <w:t>metric = lambda gold, pred, _ : gold.category == pred.category</w:t>
+      </w:r>
+    </w:p>
+    <w:p>
+      <w:pPr>
+        <w:spacing w:after="0" w:before="0"/>
+      </w:pPr>
+      <w:r>
+        <w:rPr>
+          <w:rFonts w:ascii="Consolas" w:hAnsi="Consolas"/>
+          <w:color w:val="101010"/>
+          <w:sz w:val="18"/>
+        </w:rPr>
+        <w:t xml:space="preserve"> </w:t>
+      </w:r>
+    </w:p>
+    <w:p>
+      <w:pPr>
+        <w:spacing w:after="0" w:before="0"/>
+      </w:pPr>
+      <w:r>
+        <w:rPr>
+          <w:rFonts w:ascii="Consolas" w:hAnsi="Consolas"/>
+          <w:color w:val="101010"/>
+          <w:sz w:val="18"/>
+        </w:rPr>
+        <w:t>copro = dspy.COPRO(metric=metric)</w:t>
+      </w:r>
+    </w:p>
+    <w:p>
+      <w:pPr>
+        <w:spacing w:after="0" w:before="0"/>
+      </w:pPr>
+      <w:r>
+        <w:rPr>
+          <w:rFonts w:ascii="Consolas" w:hAnsi="Consolas"/>
+          <w:color w:val="101010"/>
+          <w:sz w:val="18"/>
+        </w:rPr>
+        <w:t>best_copro = copro.compile(classify, trainset=train)</w:t>
+      </w:r>
+    </w:p>
+    <w:p>
+      <w:pPr>
+        <w:spacing w:after="0" w:before="0"/>
+      </w:pPr>
+      <w:r>
+        <w:rPr>
+          <w:rFonts w:ascii="Consolas" w:hAnsi="Consolas"/>
+          <w:color w:val="101010"/>
+          <w:sz w:val="18"/>
+        </w:rPr>
+        <w:t xml:space="preserve"> </w:t>
+      </w:r>
+    </w:p>
+    <w:p>
+      <w:pPr>
+        <w:spacing w:after="0" w:before="0"/>
+      </w:pPr>
+      <w:r>
+        <w:rPr>
+          <w:rFonts w:ascii="Consolas" w:hAnsi="Consolas"/>
+          <w:color w:val="101010"/>
+          <w:sz w:val="18"/>
+        </w:rPr>
+        <w:t>mipro = dspy.MIPROv2(metric=metric, auto='light')</w:t>
+      </w:r>
+    </w:p>
+    <w:p>
+      <w:pPr>
+        <w:spacing w:after="0" w:before="0"/>
+      </w:pPr>
+      <w:r>
+        <w:rPr>
+          <w:rFonts w:ascii="Consolas" w:hAnsi="Consolas"/>
+          <w:color w:val="101010"/>
+          <w:sz w:val="18"/>
+        </w:rPr>
+        <w:t>best_mipro = mipro.compile(classify, trainset=train)</w:t>
+      </w:r>
+    </w:p>
+    <w:p>
+      <w:pPr>
+        <w:spacing w:after="0" w:before="0"/>
+      </w:pPr>
+      <w:r>
+        <w:rPr>
+          <w:rFonts w:ascii="Consolas" w:hAnsi="Consolas"/>
+          <w:color w:val="101010"/>
+          <w:sz w:val="18"/>
+        </w:rPr>
+        <w:t xml:space="preserve"> </w:t>
       </w:r>
     </w:p>
     <w:p>
@@ -233,7 +440,7 @@
           <w:color w:val="333333"/>
           <w:sz w:val="22"/>
         </w:rPr>
-        <w:t>all deliverables present in the submission folder</w:t>
+        <w:t>baseline, COPRO, and MIPROv2 dev scores logged in one table</w:t>
       </w:r>
     </w:p>
     <w:p>
@@ -245,7 +452,7 @@
           <w:color w:val="333333"/>
           <w:sz w:val="22"/>
         </w:rPr>
-        <w:t>code runs end-to-end without modification</w:t>
+        <w:t>at least one optimizer beats the hand prompt from Lab A</w:t>
       </w:r>
     </w:p>
     <w:p>
@@ -257,7 +464,19 @@
           <w:color w:val="333333"/>
           <w:sz w:val="22"/>
         </w:rPr>
-        <w:t>results match the expected ranges in the rubric</w:t>
+        <w:t>optimized prompt text inspected and saved to prompts/</w:t>
+      </w:r>
+    </w:p>
+    <w:p>
+      <w:pPr>
+        <w:pStyle w:val="ListBullet"/>
+      </w:pPr>
+      <w:r>
+        <w:rPr>
+          <w:color w:val="333333"/>
+          <w:sz w:val="22"/>
+        </w:rPr>
+        <w:t>run is reproducible from the saved program JSON</w:t>
       </w:r>
     </w:p>
     <w:p>
